--- a/Diplomata_ES/docx/3부10화_La_candidatura.docx
+++ b/Diplomata_ES/docx/3부10화_La_candidatura.docx
@@ -8007,7 +8007,7 @@
           <w:i w:val="0"/>
           <w:sz w:val="22"/>
         </w:rPr>
-        <w:t>Dos F. A. más Arrieta. Y la embajadora, para tener un testigo sin iniciales.</w:t>
+        <w:t>Los tres: Arrieta, Aguirre y Arenas. Y la embajadora, para tener un testigo sin iniciales.</w:t>
       </w:r>
     </w:p>
     <w:p>
@@ -8023,7 +8023,7 @@
           <w:color w:val="555555"/>
           <w:sz w:val="19"/>
         </w:rPr>
-        <w:t>F. A. 둘에 아리에타, 그리고 이니셜 없는 증인으로 대사님이죠.</w:t>
+        <w:t>셋 다입니다. 아리에타, 아기레, 아레나스. 그리고 이니셜 없는 증인으로 대사님이죠.</w:t>
       </w:r>
     </w:p>
     <w:p>
